--- a/uebung1/Uebung1.docx
+++ b/uebung1/Uebung1.docx
@@ -156,24 +156,14 @@
       <w:r>
         <w:t xml:space="preserve">Figure </w:t>
       </w:r>
-      <w:r>
-        <w:fldChar w:fldCharType="begin"/>
-      </w:r>
-      <w:r>
-        <w:instrText xml:space="preserve"> SEQ Figure \* ARABIC </w:instrText>
-      </w:r>
-      <w:r>
-        <w:fldChar w:fldCharType="separate"/>
-      </w:r>
-      <w:r>
-        <w:rPr>
-          <w:noProof/>
-        </w:rPr>
-        <w:t>1</w:t>
-      </w:r>
-      <w:r>
-        <w:fldChar w:fldCharType="end"/>
-      </w:r>
+      <w:fldSimple w:instr=" SEQ Figure \* ARABIC ">
+        <w:r>
+          <w:rPr>
+            <w:noProof/>
+          </w:rPr>
+          <w:t>1</w:t>
+        </w:r>
+      </w:fldSimple>
       <w:r>
         <w:t xml:space="preserve">: ohne darüber </w:t>
       </w:r>
@@ -247,24 +237,14 @@
       <w:r>
         <w:t xml:space="preserve">Figure </w:t>
       </w:r>
-      <w:r>
-        <w:fldChar w:fldCharType="begin"/>
-      </w:r>
-      <w:r>
-        <w:instrText xml:space="preserve"> SEQ Figure \* ARABIC </w:instrText>
-      </w:r>
-      <w:r>
-        <w:fldChar w:fldCharType="separate"/>
-      </w:r>
-      <w:r>
-        <w:rPr>
-          <w:noProof/>
-        </w:rPr>
-        <w:t>2</w:t>
-      </w:r>
-      <w:r>
-        <w:fldChar w:fldCharType="end"/>
-      </w:r>
+      <w:fldSimple w:instr=" SEQ Figure \* ARABIC ">
+        <w:r>
+          <w:rPr>
+            <w:noProof/>
+          </w:rPr>
+          <w:t>2</w:t>
+        </w:r>
+      </w:fldSimple>
       <w:r>
         <w:t xml:space="preserve">: mit darüber </w:t>
       </w:r>
@@ -333,135 +313,24 @@
         <w:keepNext/>
       </w:pPr>
       <w:r>
-        <w:t xml:space="preserve">Die Funktion </w:t>
-      </w:r>
-      <w:proofErr w:type="spellStart"/>
-      <w:r>
-        <w:t>filterAndReduceCars</w:t>
-      </w:r>
-      <w:proofErr w:type="spellEnd"/>
-      <w:r>
-        <w:t xml:space="preserve"> geht alle Autos der Liste durch und prüft, ob sowohl </w:t>
-      </w:r>
-      <w:proofErr w:type="spellStart"/>
-      <w:r>
-        <w:t>cityMPG</w:t>
-      </w:r>
-      <w:proofErr w:type="spellEnd"/>
-      <w:r>
-        <w:t xml:space="preserve"> als auch </w:t>
-      </w:r>
-      <w:proofErr w:type="spellStart"/>
-      <w:r>
-        <w:t>retailPrice</w:t>
-      </w:r>
-      <w:proofErr w:type="spellEnd"/>
-      <w:r>
-        <w:t xml:space="preserve"> vorhanden sind. Da beide Werte als Maybe </w:t>
-      </w:r>
-      <w:proofErr w:type="spellStart"/>
-      <w:r>
-        <w:t>Int</w:t>
-      </w:r>
-      <w:proofErr w:type="spellEnd"/>
-      <w:r>
-        <w:t xml:space="preserve"> gespeichert sind, werden Autos mit fehlenden Werten (Nothing) automatisch ausgeschlossen.</w:t>
-      </w:r>
-      <w:r>
-        <w:t xml:space="preserve"> </w:t>
-      </w:r>
-      <w:r>
-        <w:t xml:space="preserve">Für jedes gültige Auto wird anschließend ein Point erzeugt. Dabei wird </w:t>
-      </w:r>
-      <w:proofErr w:type="spellStart"/>
-      <w:r>
-        <w:t>cityMPG</w:t>
-      </w:r>
-      <w:proofErr w:type="spellEnd"/>
-      <w:r>
-        <w:t xml:space="preserve"> als x-Wert und </w:t>
-      </w:r>
-      <w:proofErr w:type="spellStart"/>
-      <w:r>
-        <w:t>retailPrice</w:t>
-      </w:r>
-      <w:proofErr w:type="spellEnd"/>
-      <w:r>
-        <w:t xml:space="preserve"> als y-Wert verwendet. Zusätzlich wird eine Beschriftung erzeugt, die aus dem Fahrzeugnamen und den beiden Werten besteht, z. B. "Acura 3.5 RL 4dr (18,43755)".</w:t>
-      </w:r>
-      <w:r>
-        <w:t xml:space="preserve"> </w:t>
-      </w:r>
-      <w:r>
-        <w:t>Am Ende werden alle erzeugten Punkte zusammen mit den Achsenbeschriftungen "</w:t>
-      </w:r>
-      <w:proofErr w:type="spellStart"/>
-      <w:r>
-        <w:t>cityMPG</w:t>
-      </w:r>
-      <w:proofErr w:type="spellEnd"/>
-      <w:r>
-        <w:t>" und "</w:t>
-      </w:r>
-      <w:proofErr w:type="spellStart"/>
-      <w:r>
-        <w:t>retailPrice</w:t>
-      </w:r>
-      <w:proofErr w:type="spellEnd"/>
-      <w:r>
-        <w:t xml:space="preserve">" in einer </w:t>
-      </w:r>
-      <w:proofErr w:type="spellStart"/>
-      <w:r>
-        <w:t>XyData</w:t>
-      </w:r>
-      <w:proofErr w:type="spellEnd"/>
-      <w:r>
-        <w:t>-Struktur gespeichert.</w:t>
-      </w:r>
-      <w:r>
-        <w:br/>
-      </w:r>
-      <w:r>
-        <w:rPr>
-          <w:u w:val="single"/>
-        </w:rPr>
-        <w:t>Link:</w:t>
-      </w:r>
-      <w:r>
-        <w:t xml:space="preserve"> </w:t>
-      </w:r>
-      <w:hyperlink r:id="rId7" w:history="1">
-        <w:r>
-          <w:rPr>
-            <w:rStyle w:val="Hyperlink"/>
-          </w:rPr>
-          <w:t>https://ellie-app.com/yx344N6H6MXa1</w:t>
-        </w:r>
-      </w:hyperlink>
-      <w:r>
-        <w:rPr>
-          <w:u w:val="single"/>
-        </w:rPr>
-        <w:br/>
-        <w:t>Screenshots:</w:t>
-      </w:r>
-      <w:r>
-        <w:rPr>
-          <w:u w:val="single"/>
-        </w:rPr>
-        <w:br/>
-      </w:r>
-      <w:r>
-        <w:rPr>
+        <w:rPr>
+          <w:noProof/>
           <w:color w:val="156082" w:themeColor="accent1"/>
           <w:u w:val="single"/>
           <w:lang w:val="en-US"/>
         </w:rPr>
         <w:drawing>
-          <wp:inline distT="0" distB="0" distL="0" distR="0" wp14:anchorId="6E525CEF" wp14:editId="49893767">
-            <wp:extent cx="4388195" cy="2838735"/>
-            <wp:effectExtent l="0" t="0" r="0" b="0"/>
+          <wp:anchor distT="0" distB="0" distL="114300" distR="114300" simplePos="0" relativeHeight="251659264" behindDoc="0" locked="0" layoutInCell="1" allowOverlap="1" wp14:anchorId="6E525CEF" wp14:editId="7025795B">
+            <wp:simplePos x="0" y="0"/>
+            <wp:positionH relativeFrom="column">
+              <wp:posOffset>-4445</wp:posOffset>
+            </wp:positionH>
+            <wp:positionV relativeFrom="paragraph">
+              <wp:posOffset>2012315</wp:posOffset>
+            </wp:positionV>
+            <wp:extent cx="3879215" cy="2508885"/>
+            <wp:effectExtent l="0" t="0" r="0" b="5715"/>
+            <wp:wrapTopAndBottom/>
             <wp:docPr id="384573089" name="Grafik 1"/>
             <wp:cNvGraphicFramePr>
               <a:graphicFrameLocks xmlns:a="http://schemas.openxmlformats.org/drawingml/2006/main" noChangeAspect="1"/>
@@ -474,7 +343,13 @@
                     <pic:cNvPicPr/>
                   </pic:nvPicPr>
                   <pic:blipFill>
-                    <a:blip r:embed="rId8"/>
+                    <a:blip r:embed="rId7">
+                      <a:extLst>
+                        <a:ext uri="{28A0092B-C50C-407E-A947-70E740481C1C}">
+                          <a14:useLocalDpi xmlns:a14="http://schemas.microsoft.com/office/drawing/2010/main" val="0"/>
+                        </a:ext>
+                      </a:extLst>
+                    </a:blip>
                     <a:stretch>
                       <a:fillRect/>
                     </a:stretch>
@@ -482,7 +357,7 @@
                   <pic:spPr>
                     <a:xfrm>
                       <a:off x="0" y="0"/>
-                      <a:ext cx="4446491" cy="2876447"/>
+                      <a:ext cx="3879215" cy="2508885"/>
                     </a:xfrm>
                     <a:prstGeom prst="rect">
                       <a:avLst/>
@@ -491,10 +366,136 @@
                 </pic:pic>
               </a:graphicData>
             </a:graphic>
-          </wp:inline>
+            <wp14:sizeRelH relativeFrom="page">
+              <wp14:pctWidth>0</wp14:pctWidth>
+            </wp14:sizeRelH>
+            <wp14:sizeRelV relativeFrom="page">
+              <wp14:pctHeight>0</wp14:pctHeight>
+            </wp14:sizeRelV>
+          </wp:anchor>
         </w:drawing>
       </w:r>
       <w:r>
+        <w:t xml:space="preserve">Die Funktion </w:t>
+      </w:r>
+      <w:proofErr w:type="spellStart"/>
+      <w:r>
+        <w:t>filterAndReduceCars</w:t>
+      </w:r>
+      <w:proofErr w:type="spellEnd"/>
+      <w:r>
+        <w:t xml:space="preserve"> geht alle Autos der Liste durch und prüft, ob sowohl </w:t>
+      </w:r>
+      <w:proofErr w:type="spellStart"/>
+      <w:r>
+        <w:t>cityMPG</w:t>
+      </w:r>
+      <w:proofErr w:type="spellEnd"/>
+      <w:r>
+        <w:t xml:space="preserve"> als auch </w:t>
+      </w:r>
+      <w:proofErr w:type="spellStart"/>
+      <w:r>
+        <w:t>retailPrice</w:t>
+      </w:r>
+      <w:proofErr w:type="spellEnd"/>
+      <w:r>
+        <w:t xml:space="preserve"> vorhanden sind. Da beide Werte als Maybe </w:t>
+      </w:r>
+      <w:proofErr w:type="spellStart"/>
+      <w:r>
+        <w:t>Int</w:t>
+      </w:r>
+      <w:proofErr w:type="spellEnd"/>
+      <w:r>
+        <w:t xml:space="preserve"> gespeichert sind, werden Autos mit fehlenden Werten (Nothing) automatisch ausgeschlossen.</w:t>
+      </w:r>
+      <w:r>
+        <w:t xml:space="preserve"> </w:t>
+      </w:r>
+      <w:r>
+        <w:t xml:space="preserve">Für jedes gültige Auto wird anschließend ein Point erzeugt. Dabei wird </w:t>
+      </w:r>
+      <w:proofErr w:type="spellStart"/>
+      <w:r>
+        <w:t>cityMPG</w:t>
+      </w:r>
+      <w:proofErr w:type="spellEnd"/>
+      <w:r>
+        <w:t xml:space="preserve"> als x-Wert und </w:t>
+      </w:r>
+      <w:proofErr w:type="spellStart"/>
+      <w:r>
+        <w:t>retailPrice</w:t>
+      </w:r>
+      <w:proofErr w:type="spellEnd"/>
+      <w:r>
+        <w:t xml:space="preserve"> als y-Wert verwendet. Zusätzlich wird eine Beschriftung erzeugt, die aus dem Fahrzeugnamen und den beiden Werten besteht, z. B. "Acura 3.5 RL 4dr (18,43755)".</w:t>
+      </w:r>
+      <w:r>
+        <w:t xml:space="preserve"> </w:t>
+      </w:r>
+      <w:r>
+        <w:t>Am Ende werden alle erzeugten Punkte zusammen mit den Achsenbeschriftungen "</w:t>
+      </w:r>
+      <w:proofErr w:type="spellStart"/>
+      <w:r>
+        <w:t>cityMPG</w:t>
+      </w:r>
+      <w:proofErr w:type="spellEnd"/>
+      <w:r>
+        <w:t>" und "</w:t>
+      </w:r>
+      <w:proofErr w:type="spellStart"/>
+      <w:r>
+        <w:t>retailPrice</w:t>
+      </w:r>
+      <w:proofErr w:type="spellEnd"/>
+      <w:r>
+        <w:t xml:space="preserve">" in einer </w:t>
+      </w:r>
+      <w:proofErr w:type="spellStart"/>
+      <w:r>
+        <w:t>XyData</w:t>
+      </w:r>
+      <w:proofErr w:type="spellEnd"/>
+      <w:r>
+        <w:t>-Struktur gespeichert.</w:t>
+      </w:r>
+      <w:r>
+        <w:br/>
+      </w:r>
+      <w:r>
+        <w:rPr>
+          <w:u w:val="single"/>
+        </w:rPr>
+        <w:t>Link:</w:t>
+      </w:r>
+      <w:r>
+        <w:t xml:space="preserve"> </w:t>
+      </w:r>
+      <w:hyperlink r:id="rId8" w:history="1">
+        <w:r>
+          <w:rPr>
+            <w:rStyle w:val="Hyperlink"/>
+          </w:rPr>
+          <w:t>https://ellie-app.com/yx344N6H6MXa1</w:t>
+        </w:r>
+      </w:hyperlink>
+      <w:r>
+        <w:rPr>
+          <w:u w:val="single"/>
+        </w:rPr>
+        <w:br/>
+        <w:t>Screenshots:</w:t>
+      </w:r>
+      <w:r>
+        <w:rPr>
+          <w:u w:val="single"/>
+        </w:rPr>
+        <w:br/>
+      </w:r>
+      <w:r>
         <w:rPr>
           <w:color w:val="156082" w:themeColor="accent1"/>
           <w:u w:val="single"/>
@@ -504,24 +505,14 @@
       <w:r>
         <w:t xml:space="preserve">Figure </w:t>
       </w:r>
-      <w:r>
-        <w:fldChar w:fldCharType="begin"/>
-      </w:r>
-      <w:r>
-        <w:instrText xml:space="preserve"> SEQ Figure \* ARABIC </w:instrText>
-      </w:r>
-      <w:r>
-        <w:fldChar w:fldCharType="separate"/>
-      </w:r>
-      <w:r>
-        <w:rPr>
-          <w:noProof/>
-        </w:rPr>
-        <w:t>1</w:t>
-      </w:r>
-      <w:r>
-        <w:fldChar w:fldCharType="end"/>
-      </w:r>
+      <w:fldSimple w:instr=" SEQ Figure \* ARABIC ">
+        <w:r>
+          <w:rPr>
+            <w:noProof/>
+          </w:rPr>
+          <w:t>1</w:t>
+        </w:r>
+      </w:fldSimple>
       <w:r>
         <w:t xml:space="preserve">: ohne darüber </w:t>
       </w:r>
@@ -539,10 +530,37 @@
         <w:keepNext/>
       </w:pPr>
       <w:r>
+        <w:br/>
+      </w:r>
+    </w:p>
+    <w:p>
+      <w:pPr>
+        <w:keepNext/>
+      </w:pPr>
+      <w:r>
+        <w:rPr>
+          <w:noProof/>
+        </w:rPr>
         <w:drawing>
-          <wp:inline distT="0" distB="0" distL="0" distR="0" wp14:anchorId="4CECF951" wp14:editId="2D191E7F">
+          <wp:anchor distT="0" distB="0" distL="114300" distR="114300" simplePos="0" relativeHeight="251660288" behindDoc="0" locked="0" layoutInCell="1" allowOverlap="1" wp14:anchorId="4CECF951" wp14:editId="16D3E2B7">
+            <wp:simplePos x="0" y="0"/>
+            <wp:positionH relativeFrom="column">
+              <wp:posOffset>-86360</wp:posOffset>
+            </wp:positionH>
+            <wp:positionV relativeFrom="paragraph">
+              <wp:posOffset>332336</wp:posOffset>
+            </wp:positionV>
             <wp:extent cx="4462500" cy="2784143"/>
             <wp:effectExtent l="0" t="0" r="0" b="0"/>
+            <wp:wrapThrough wrapText="bothSides">
+              <wp:wrapPolygon edited="0">
+                <wp:start x="0" y="0"/>
+                <wp:lineTo x="0" y="21482"/>
+                <wp:lineTo x="21517" y="21482"/>
+                <wp:lineTo x="21517" y="0"/>
+                <wp:lineTo x="0" y="0"/>
+              </wp:wrapPolygon>
+            </wp:wrapThrough>
             <wp:docPr id="570257583" name="Grafik 1"/>
             <wp:cNvGraphicFramePr>
               <a:graphicFrameLocks xmlns:a="http://schemas.openxmlformats.org/drawingml/2006/main" noChangeAspect="1"/>
@@ -555,7 +573,13 @@
                     <pic:cNvPicPr/>
                   </pic:nvPicPr>
                   <pic:blipFill>
-                    <a:blip r:embed="rId9"/>
+                    <a:blip r:embed="rId9">
+                      <a:extLst>
+                        <a:ext uri="{28A0092B-C50C-407E-A947-70E740481C1C}">
+                          <a14:useLocalDpi xmlns:a14="http://schemas.microsoft.com/office/drawing/2010/main" val="0"/>
+                        </a:ext>
+                      </a:extLst>
+                    </a:blip>
                     <a:stretch>
                       <a:fillRect/>
                     </a:stretch>
@@ -563,7 +587,413 @@
                   <pic:spPr>
                     <a:xfrm>
                       <a:off x="0" y="0"/>
-                      <a:ext cx="4497829" cy="2806184"/>
+                      <a:ext cx="4462500" cy="2784143"/>
+                    </a:xfrm>
+                    <a:prstGeom prst="rect">
+                      <a:avLst/>
+                    </a:prstGeom>
+                  </pic:spPr>
+                </pic:pic>
+              </a:graphicData>
+            </a:graphic>
+            <wp14:sizeRelH relativeFrom="page">
+              <wp14:pctWidth>0</wp14:pctWidth>
+            </wp14:sizeRelH>
+            <wp14:sizeRelV relativeFrom="page">
+              <wp14:pctHeight>0</wp14:pctHeight>
+            </wp14:sizeRelV>
+          </wp:anchor>
+        </w:drawing>
+      </w:r>
+      <w:r>
+        <w:t xml:space="preserve">Figure </w:t>
+      </w:r>
+      <w:fldSimple w:instr=" SEQ Figure \* ARABIC ">
+        <w:r>
+          <w:rPr>
+            <w:noProof/>
+          </w:rPr>
+          <w:t>2</w:t>
+        </w:r>
+      </w:fldSimple>
+      <w:r>
+        <w:t xml:space="preserve">: mit darüber </w:t>
+      </w:r>
+      <w:proofErr w:type="spellStart"/>
+      <w:r>
+        <w:t>hovern</w:t>
+      </w:r>
+      <w:proofErr w:type="spellEnd"/>
+      <w:r>
+        <w:t xml:space="preserve"> mit der Maus</w:t>
+      </w:r>
+    </w:p>
+    <w:p>
+      <w:r>
+        <w:br w:type="page"/>
+      </w:r>
+    </w:p>
+    <w:p>
+      <w:pPr>
+        <w:pStyle w:val="berschrift1"/>
+        <w:jc w:val="center"/>
+        <w:rPr>
+          <w:u w:val="single"/>
+        </w:rPr>
+      </w:pPr>
+      <w:r>
+        <w:rPr>
+          <w:u w:val="single"/>
+        </w:rPr>
+        <w:lastRenderedPageBreak/>
+        <w:t xml:space="preserve">Übung 1 </w:t>
+      </w:r>
+      <w:r>
+        <w:rPr>
+          <w:u w:val="single"/>
+        </w:rPr>
+        <w:t>Aufgabe 3</w:t>
+      </w:r>
+    </w:p>
+    <w:p>
+      <w:pPr>
+        <w:keepNext/>
+        <w:rPr>
+          <w:u w:val="single"/>
+        </w:rPr>
+      </w:pPr>
+      <w:r>
+        <w:rPr>
+          <w:u w:val="single"/>
+        </w:rPr>
+        <w:t>Erklärung</w:t>
+      </w:r>
+      <w:r>
+        <w:rPr>
+          <w:u w:val="single"/>
+        </w:rPr>
+        <w:t>:</w:t>
+      </w:r>
+    </w:p>
+    <w:p>
+      <w:pPr>
+        <w:keepNext/>
+      </w:pPr>
+      <w:r>
+        <w:t xml:space="preserve">Für die Lösung wurden zunächst aus den bereinigten Fahrzeugdaten die Wertebereiche für </w:t>
+      </w:r>
+      <w:proofErr w:type="spellStart"/>
+      <w:r>
+        <w:t>cityMPG</w:t>
+      </w:r>
+      <w:proofErr w:type="spellEnd"/>
+      <w:r>
+        <w:t xml:space="preserve"> und </w:t>
+      </w:r>
+      <w:proofErr w:type="spellStart"/>
+      <w:r>
+        <w:t>retailPrice</w:t>
+      </w:r>
+      <w:proofErr w:type="spellEnd"/>
+      <w:r>
+        <w:t xml:space="preserve"> bestimmt. Darauf aufbauend wurden lineare Skalen für x- und y-Achse definiert, damit die Datenwerte auf den Zeichenbereich abgebildet werden. Anschließend wurden beide Achsen mit Tick-Markierungen und Achsenbeschriftungen gezeichnet, sodass ein vollständiges Koordinatensystem entsteht.</w:t>
+      </w:r>
+    </w:p>
+    <w:p>
+      <w:pPr>
+        <w:keepNext/>
+      </w:pPr>
+      <w:r>
+        <w:rPr>
+          <w:u w:val="single"/>
+        </w:rPr>
+        <w:t>Link</w:t>
+      </w:r>
+      <w:r>
+        <w:t xml:space="preserve">: </w:t>
+      </w:r>
+      <w:hyperlink r:id="rId10" w:history="1">
+        <w:r>
+          <w:rPr>
+            <w:rStyle w:val="Hyperlink"/>
+          </w:rPr>
+          <w:t>https://ellie-app.com/yxBpCyG3WhZa1</w:t>
+        </w:r>
+      </w:hyperlink>
+    </w:p>
+    <w:p>
+      <w:pPr>
+        <w:keepNext/>
+      </w:pPr>
+      <w:r>
+        <w:rPr>
+          <w:u w:val="single"/>
+        </w:rPr>
+        <w:t>Screenshot</w:t>
+      </w:r>
+      <w:r>
+        <w:rPr>
+          <w:u w:val="single"/>
+        </w:rPr>
+        <w:t>:</w:t>
+      </w:r>
+    </w:p>
+    <w:p>
+      <w:pPr>
+        <w:keepNext/>
+      </w:pPr>
+    </w:p>
+    <w:p>
+      <w:pPr>
+        <w:keepNext/>
+      </w:pPr>
+      <w:r>
+        <w:drawing>
+          <wp:anchor distT="0" distB="0" distL="114300" distR="114300" simplePos="0" relativeHeight="251661312" behindDoc="0" locked="0" layoutInCell="1" allowOverlap="1" wp14:anchorId="2B74DDE8" wp14:editId="794C9DB2">
+            <wp:simplePos x="0" y="0"/>
+            <wp:positionH relativeFrom="column">
+              <wp:posOffset>-4445</wp:posOffset>
+            </wp:positionH>
+            <wp:positionV relativeFrom="paragraph">
+              <wp:posOffset>3810</wp:posOffset>
+            </wp:positionV>
+            <wp:extent cx="5760720" cy="3171825"/>
+            <wp:effectExtent l="0" t="0" r="5080" b="3175"/>
+            <wp:wrapThrough wrapText="bothSides">
+              <wp:wrapPolygon edited="0">
+                <wp:start x="0" y="0"/>
+                <wp:lineTo x="0" y="21535"/>
+                <wp:lineTo x="21571" y="21535"/>
+                <wp:lineTo x="21571" y="0"/>
+                <wp:lineTo x="0" y="0"/>
+              </wp:wrapPolygon>
+            </wp:wrapThrough>
+            <wp:docPr id="28108034" name="Grafik 1"/>
+            <wp:cNvGraphicFramePr>
+              <a:graphicFrameLocks xmlns:a="http://schemas.openxmlformats.org/drawingml/2006/main" noChangeAspect="1"/>
+            </wp:cNvGraphicFramePr>
+            <a:graphic xmlns:a="http://schemas.openxmlformats.org/drawingml/2006/main">
+              <a:graphicData uri="http://schemas.openxmlformats.org/drawingml/2006/picture">
+                <pic:pic xmlns:pic="http://schemas.openxmlformats.org/drawingml/2006/picture">
+                  <pic:nvPicPr>
+                    <pic:cNvPr id="28108034" name=""/>
+                    <pic:cNvPicPr/>
+                  </pic:nvPicPr>
+                  <pic:blipFill>
+                    <a:blip r:embed="rId11" cstate="print">
+                      <a:extLst>
+                        <a:ext uri="{28A0092B-C50C-407E-A947-70E740481C1C}">
+                          <a14:useLocalDpi xmlns:a14="http://schemas.microsoft.com/office/drawing/2010/main" val="0"/>
+                        </a:ext>
+                      </a:extLst>
+                    </a:blip>
+                    <a:stretch>
+                      <a:fillRect/>
+                    </a:stretch>
+                  </pic:blipFill>
+                  <pic:spPr>
+                    <a:xfrm>
+                      <a:off x="0" y="0"/>
+                      <a:ext cx="5760720" cy="3171825"/>
+                    </a:xfrm>
+                    <a:prstGeom prst="rect">
+                      <a:avLst/>
+                    </a:prstGeom>
+                  </pic:spPr>
+                </pic:pic>
+              </a:graphicData>
+            </a:graphic>
+            <wp14:sizeRelH relativeFrom="page">
+              <wp14:pctWidth>0</wp14:pctWidth>
+            </wp14:sizeRelH>
+            <wp14:sizeRelV relativeFrom="page">
+              <wp14:pctHeight>0</wp14:pctHeight>
+            </wp14:sizeRelV>
+          </wp:anchor>
+        </w:drawing>
+      </w:r>
+    </w:p>
+    <w:p/>
+    <w:p>
+      <w:pPr>
+        <w:pStyle w:val="berschrift1"/>
+        <w:jc w:val="center"/>
+        <w:rPr>
+          <w:u w:val="single"/>
+        </w:rPr>
+      </w:pPr>
+      <w:r>
+        <w:rPr>
+          <w:u w:val="single"/>
+        </w:rPr>
+        <w:t xml:space="preserve">Übung 1 </w:t>
+      </w:r>
+      <w:r>
+        <w:rPr>
+          <w:u w:val="single"/>
+        </w:rPr>
+        <w:t xml:space="preserve">Aufgabe </w:t>
+      </w:r>
+      <w:r>
+        <w:rPr>
+          <w:u w:val="single"/>
+        </w:rPr>
+        <w:t>4</w:t>
+      </w:r>
+    </w:p>
+    <w:p>
+      <w:pPr>
+        <w:keepNext/>
+        <w:rPr>
+          <w:u w:val="single"/>
+        </w:rPr>
+      </w:pPr>
+      <w:r>
+        <w:rPr>
+          <w:u w:val="single"/>
+        </w:rPr>
+        <w:t>Erklärung</w:t>
+      </w:r>
+      <w:r>
+        <w:rPr>
+          <w:u w:val="single"/>
+        </w:rPr>
+        <w:t>:</w:t>
+      </w:r>
+    </w:p>
+    <w:p>
+      <w:r>
+        <w:t>Aufbauend auf dem Koordinatensystem aus Aufgabe 3 wurden anschließend die Datenpunkte dargestellt. Dazu wurde jeder Datensatz mit Hilfe der zuvor definierten Skalen in eine konkrete x- und y-Position umgerechnet und als Kreis im Diagramm gezeichnet. Zusätzlich wurde pro Punkt eine Beschriftung hinterlegt, die beim Darüberfahren sichtbar wird, sodass einzelne Fahrzeuge im Scatterplot identifiziert werden können.</w:t>
+      </w:r>
+    </w:p>
+    <w:p>
+      <w:r>
+        <w:t xml:space="preserve">Link: </w:t>
+      </w:r>
+      <w:hyperlink r:id="rId12" w:history="1">
+        <w:r>
+          <w:rPr>
+            <w:rStyle w:val="Hyperlink"/>
+          </w:rPr>
+          <w:t>https://ellie-app.com/yxBrhnGqbBga1</w:t>
+        </w:r>
+      </w:hyperlink>
+    </w:p>
+    <w:p>
+      <w:r>
+        <w:rPr>
+          <w:u w:val="single"/>
+        </w:rPr>
+        <w:t>Screenshots</w:t>
+      </w:r>
+      <w:r>
+        <w:t>: auf der nächsten Seite</w:t>
+      </w:r>
+    </w:p>
+    <w:p>
+      <w:r>
+        <w:lastRenderedPageBreak/>
+        <w:drawing>
+          <wp:anchor distT="0" distB="0" distL="114300" distR="114300" simplePos="0" relativeHeight="251662336" behindDoc="0" locked="0" layoutInCell="1" allowOverlap="1" wp14:anchorId="5175AFB8" wp14:editId="0C1413EA">
+            <wp:simplePos x="0" y="0"/>
+            <wp:positionH relativeFrom="column">
+              <wp:posOffset>-4445</wp:posOffset>
+            </wp:positionH>
+            <wp:positionV relativeFrom="paragraph">
+              <wp:posOffset>332509</wp:posOffset>
+            </wp:positionV>
+            <wp:extent cx="5760720" cy="3171825"/>
+            <wp:effectExtent l="0" t="0" r="5080" b="3175"/>
+            <wp:wrapThrough wrapText="bothSides">
+              <wp:wrapPolygon edited="0">
+                <wp:start x="0" y="0"/>
+                <wp:lineTo x="0" y="21535"/>
+                <wp:lineTo x="21571" y="21535"/>
+                <wp:lineTo x="21571" y="0"/>
+                <wp:lineTo x="0" y="0"/>
+              </wp:wrapPolygon>
+            </wp:wrapThrough>
+            <wp:docPr id="451359442" name="Grafik 1"/>
+            <wp:cNvGraphicFramePr>
+              <a:graphicFrameLocks xmlns:a="http://schemas.openxmlformats.org/drawingml/2006/main" noChangeAspect="1"/>
+            </wp:cNvGraphicFramePr>
+            <a:graphic xmlns:a="http://schemas.openxmlformats.org/drawingml/2006/main">
+              <a:graphicData uri="http://schemas.openxmlformats.org/drawingml/2006/picture">
+                <pic:pic xmlns:pic="http://schemas.openxmlformats.org/drawingml/2006/picture">
+                  <pic:nvPicPr>
+                    <pic:cNvPr id="451359442" name=""/>
+                    <pic:cNvPicPr/>
+                  </pic:nvPicPr>
+                  <pic:blipFill>
+                    <a:blip r:embed="rId13" cstate="print">
+                      <a:extLst>
+                        <a:ext uri="{28A0092B-C50C-407E-A947-70E740481C1C}">
+                          <a14:useLocalDpi xmlns:a14="http://schemas.microsoft.com/office/drawing/2010/main" val="0"/>
+                        </a:ext>
+                      </a:extLst>
+                    </a:blip>
+                    <a:stretch>
+                      <a:fillRect/>
+                    </a:stretch>
+                  </pic:blipFill>
+                  <pic:spPr>
+                    <a:xfrm>
+                      <a:off x="0" y="0"/>
+                      <a:ext cx="5760720" cy="3171825"/>
+                    </a:xfrm>
+                    <a:prstGeom prst="rect">
+                      <a:avLst/>
+                    </a:prstGeom>
+                  </pic:spPr>
+                </pic:pic>
+              </a:graphicData>
+            </a:graphic>
+            <wp14:sizeRelH relativeFrom="page">
+              <wp14:pctWidth>0</wp14:pctWidth>
+            </wp14:sizeRelH>
+            <wp14:sizeRelV relativeFrom="page">
+              <wp14:pctHeight>0</wp14:pctHeight>
+            </wp14:sizeRelV>
+          </wp:anchor>
+        </w:drawing>
+      </w:r>
+      <w:r>
+        <w:t>Bild ohne Mouse Hover</w:t>
+      </w:r>
+    </w:p>
+    <w:p/>
+    <w:p>
+      <w:r>
+        <w:t>Bild mit Mouse Hover</w:t>
+      </w:r>
+    </w:p>
+    <w:p>
+      <w:r>
+        <w:drawing>
+          <wp:inline distT="0" distB="0" distL="0" distR="0" wp14:anchorId="0233E4CF" wp14:editId="5BEAB67A">
+            <wp:extent cx="5760720" cy="3171825"/>
+            <wp:effectExtent l="0" t="0" r="5080" b="3175"/>
+            <wp:docPr id="1240884372" name="Grafik 1"/>
+            <wp:cNvGraphicFramePr>
+              <a:graphicFrameLocks xmlns:a="http://schemas.openxmlformats.org/drawingml/2006/main" noChangeAspect="1"/>
+            </wp:cNvGraphicFramePr>
+            <a:graphic xmlns:a="http://schemas.openxmlformats.org/drawingml/2006/main">
+              <a:graphicData uri="http://schemas.openxmlformats.org/drawingml/2006/picture">
+                <pic:pic xmlns:pic="http://schemas.openxmlformats.org/drawingml/2006/picture">
+                  <pic:nvPicPr>
+                    <pic:cNvPr id="1240884372" name=""/>
+                    <pic:cNvPicPr/>
+                  </pic:nvPicPr>
+                  <pic:blipFill>
+                    <a:blip r:embed="rId14"/>
+                    <a:stretch>
+                      <a:fillRect/>
+                    </a:stretch>
+                  </pic:blipFill>
+                  <pic:spPr>
+                    <a:xfrm>
+                      <a:off x="0" y="0"/>
+                      <a:ext cx="5760720" cy="3171825"/>
                     </a:xfrm>
                     <a:prstGeom prst="rect">
                       <a:avLst/>
@@ -575,47 +1005,6 @@
           </wp:inline>
         </w:drawing>
       </w:r>
-      <w:r>
-        <w:br/>
-        <w:t>F</w:t>
-      </w:r>
-      <w:r>
-        <w:t xml:space="preserve">igure </w:t>
-      </w:r>
-      <w:r>
-        <w:fldChar w:fldCharType="begin"/>
-      </w:r>
-      <w:r>
-        <w:instrText xml:space="preserve"> SEQ Figure \* ARABIC </w:instrText>
-      </w:r>
-      <w:r>
-        <w:fldChar w:fldCharType="separate"/>
-      </w:r>
-      <w:r>
-        <w:rPr>
-          <w:noProof/>
-        </w:rPr>
-        <w:t>2</w:t>
-      </w:r>
-      <w:r>
-        <w:fldChar w:fldCharType="end"/>
-      </w:r>
-      <w:r>
-        <w:t xml:space="preserve">: mit darüber </w:t>
-      </w:r>
-      <w:proofErr w:type="spellStart"/>
-      <w:r>
-        <w:t>hovern</w:t>
-      </w:r>
-      <w:proofErr w:type="spellEnd"/>
-      <w:r>
-        <w:t xml:space="preserve"> mit der Maus</w:t>
-      </w:r>
-    </w:p>
-    <w:p>
-      <w:pPr>
-        <w:keepNext/>
-      </w:pPr>
     </w:p>
     <w:sectPr>
       <w:pgSz w:w="11906" w:h="16838"/>
@@ -1230,6 +1619,7 @@
   <w:style w:type="character" w:default="1" w:styleId="Absatz-Standardschriftart">
     <w:name w:val="Default Paragraph Font"/>
     <w:uiPriority w:val="1"/>
+    <w:semiHidden/>
     <w:unhideWhenUsed/>
   </w:style>
   <w:style w:type="table" w:default="1" w:styleId="NormaleTabelle">
